--- a/downloads/documents/05 Materials/Unit 01/Slides/Slides 01.08 - Lab 1 Mug Cake or Scrambled Egg Tacos.docx
+++ b/downloads/documents/05 Materials/Unit 01/Slides/Slides 01.08 - Lab 1 Mug Cake or Scrambled Egg Tacos.docx
@@ -1077,7 +1077,19 @@
         <w:pStyle w:val="Compact"/>
       </w:pPr>
       <w:r>
-        <w:t xml:space="preserve">While you eat: why did the cake rise? Why did the cream get thick? What did the eggs cost per person?</w:t>
+        <w:t xml:space="preserve">While you eat, talk about these: Why did the cake rise? Why did the cream get thick?</w:t>
+      </w:r>
+    </w:p>
+    <w:p>
+      <w:pPr>
+        <w:numPr>
+          <w:ilvl w:val="0"/>
+          <w:numId w:val="1017"/>
+        </w:numPr>
+        <w:pStyle w:val="Compact"/>
+      </w:pPr>
+      <w:r>
+        <w:t xml:space="preserve">What did the eggs cost per person?</w:t>
       </w:r>
     </w:p>
     <w:p>
